--- a/Pillar3-Instruction-and-Modelling-booklet.docx
+++ b/Pillar3-Instruction-and-Modelling-booklet.docx
@@ -279,7 +279,7 @@
           <w:bCs/>
           <w:color w:val="1A1F1D"/>
         </w:rPr>
-        <w:t xml:space="preserve">subject team</w:t>
+        <w:t xml:space="preserve">class team</w:t>
       </w:r>
       <w:r>
         <w:rPr>
@@ -354,7 +354,7 @@
           <w:sz w:val="24"/>
           <w:szCs w:val="24"/>
         </w:rPr>
-        <w:t xml:space="preserve">Reading — why clear explanation is the whole job</w:t>
+        <w:t xml:space="preserve">Reading — why a clear explanation matters most</w:t>
       </w:r>
     </w:p>
     <w:p>
@@ -560,14 +560,14 @@
                 <w:bCs/>
                 <w:color w:val="1A1F1D"/>
               </w:rPr>
-              <w:t xml:space="preserve">As a subject team. </w:t>
+              <w:t xml:space="preserve">As a class team. </w:t>
             </w:r>
             <w:r>
               <w:rPr>
                 <w:rFonts w:ascii="Century Gothic" w:cs="Century Gothic" w:eastAsia="Century Gothic" w:hAnsi="Century Gothic"/>
                 <w:color w:val="1A1F1D"/>
               </w:rPr>
-              <w:t xml:space="preserve">Adapt each method to your subject and agree what ‘water‑tight’ looks like for you.</w:t>
+              <w:t xml:space="preserve">Adapt each method to your class and agree what ‘water‑tight’ looks like for you.</w:t>
             </w:r>
           </w:p>
         </w:tc>
@@ -683,7 +683,7 @@
           <w:sz w:val="30"/>
           <w:szCs w:val="30"/>
         </w:rPr>
-        <w:t xml:space="preserve">Reading: why clear explanation is the whole job</w:t>
+        <w:t xml:space="preserve">Reading: why a clear explanation matters most</w:t>
       </w:r>
     </w:p>
     <w:p>
@@ -2320,7 +2320,7 @@
           <w:rFonts w:ascii="Century Gothic" w:cs="Century Gothic" w:eastAsia="Century Gothic" w:hAnsi="Century Gothic"/>
           <w:color w:val="1A1F1D"/>
         </w:rPr>
-        <w:t xml:space="preserve">Get the explanation right and much of the rest follows. Small steps, shown clearly, practised quickly — then handed over.</w:t>
+        <w:t xml:space="preserve">When the explanation is clear, much of the rest follows. Small steps, shown clearly, practised quickly — then handed over.</w:t>
       </w:r>
     </w:p>
     <w:sectPr>
